--- a/RAG/Forms/docx/Mau_1.9_–_Bien_ban_1011143252_2605082644.docx
+++ b/RAG/Forms/docx/Mau_1.9_–_Bien_ban_1011143252_2605082644.docx
@@ -99,7 +99,7 @@
                 <w:color w:val="000000"/>
                 <w:shd w:val="clear" w:color="auto" w:fill="auto"/>
               </w:rPr>
-              <w:pict w14:anchorId="60DBB378">
+              <w:pict w14:anchorId="7AF1A2AE">
                 <v:line id="_x0000_s2052" alt="" style="position:absolute;left:0;text-align:left;z-index:1;mso-wrap-edited:f;mso-width-percent:0;mso-height-percent:0;mso-width-percent:0;mso-height-percent:0" from="44.1pt,1.35pt" to="122.1pt,1.35pt">
                   <w10:wrap side="right"/>
                 </v:line>
@@ -237,7 +237,7 @@
                 <w:color w:val="000000"/>
                 <w:shd w:val="clear" w:color="auto" w:fill="auto"/>
               </w:rPr>
-              <w:pict w14:anchorId="044C7432">
+              <w:pict w14:anchorId="663896EC">
                 <v:line id="_x0000_s2051" alt="" style="position:absolute;left:0;text-align:left;z-index:2;mso-wrap-edited:f;mso-width-percent:0;mso-height-percent:0;mso-width-percent:0;mso-height-percent:0" from="75.75pt,1.2pt" to="236.25pt,1.2pt">
                   <w10:wrap side="right"/>
                 </v:line>
@@ -330,7 +330,7 @@
           <w:sz w:val="28"/>
           <w:szCs w:val="28"/>
         </w:rPr>
-        <w:pict w14:anchorId="18F0BE5A">
+        <w:pict w14:anchorId="293518B4">
           <v:line id="_x0000_s2050" alt="" style="position:absolute;left:0;text-align:left;z-index:3;mso-wrap-edited:f;mso-width-percent:0;mso-height-percent:0;mso-width-percent:0;mso-height-percent:0" from="202.95pt,3.45pt" to="265.95pt,3.45pt">
             <w10:wrap side="right"/>
           </v:line>
@@ -969,8 +969,6 @@
               <w:rPr>
                 <w:rStyle w:val="CharChar2"/>
                 <w:rFonts w:ascii="Times New Roman" w:hAnsi="Times New Roman"/>
-                <w:i/>
-                <w:iCs/>
                 <w:color w:val="000000"/>
                 <w:sz w:val="28"/>
                 <w:szCs w:val="28"/>
@@ -981,8 +979,6 @@
               <w:rPr>
                 <w:rStyle w:val="CharChar2"/>
                 <w:rFonts w:ascii="Times New Roman" w:hAnsi="Times New Roman"/>
-                <w:i/>
-                <w:iCs/>
                 <w:color w:val="000000"/>
                 <w:sz w:val="28"/>
                 <w:szCs w:val="28"/>
@@ -1196,7 +1192,31 @@
           <w:szCs w:val="24"/>
           <w:lang w:val="vi-VN" w:eastAsia="vi-VN"/>
         </w:rPr>
-        <w:t>{{CO_QUAN_NHAN_1}}</w:t>
+        <w:t>{{CO_QUAN_NHAN</w:t>
+      </w:r>
+      <w:r>
+        <w:rPr>
+          <w:rStyle w:val="CharChar2"/>
+          <w:rFonts w:ascii="Times New Roman" w:hAnsi="Times New Roman"/>
+          <w:b w:val="0"/>
+          <w:iCs/>
+          <w:color w:val="000000"/>
+          <w:szCs w:val="24"/>
+          <w:lang w:val="vi-VN" w:eastAsia="vi-VN"/>
+        </w:rPr>
+        <w:t>_</w:t>
+      </w:r>
+      <w:r>
+        <w:rPr>
+          <w:rStyle w:val="CharChar2"/>
+          <w:rFonts w:ascii="Times New Roman" w:hAnsi="Times New Roman"/>
+          <w:b w:val="0"/>
+          <w:iCs/>
+          <w:color w:val="000000"/>
+          <w:szCs w:val="24"/>
+          <w:lang w:val="vi-VN" w:eastAsia="vi-VN"/>
+        </w:rPr>
+        <w:t>1}}</w:t>
       </w:r>
       <w:r>
         <w:rPr>

--- a/RAG/Forms/docx/Mau_1.9_–_Bien_ban_1011143252_2605082644.docx
+++ b/RAG/Forms/docx/Mau_1.9_–_Bien_ban_1011143252_2605082644.docx
@@ -99,7 +99,7 @@
                 <w:color w:val="000000"/>
                 <w:shd w:val="clear" w:color="auto" w:fill="auto"/>
               </w:rPr>
-              <w:pict w14:anchorId="7AF1A2AE">
+              <w:pict w14:anchorId="40C95D4C">
                 <v:line id="_x0000_s2052" alt="" style="position:absolute;left:0;text-align:left;z-index:1;mso-wrap-edited:f;mso-width-percent:0;mso-height-percent:0;mso-width-percent:0;mso-height-percent:0" from="44.1pt,1.35pt" to="122.1pt,1.35pt">
                   <w10:wrap side="right"/>
                 </v:line>
@@ -237,7 +237,7 @@
                 <w:color w:val="000000"/>
                 <w:shd w:val="clear" w:color="auto" w:fill="auto"/>
               </w:rPr>
-              <w:pict w14:anchorId="663896EC">
+              <w:pict w14:anchorId="243397A8">
                 <v:line id="_x0000_s2051" alt="" style="position:absolute;left:0;text-align:left;z-index:2;mso-wrap-edited:f;mso-width-percent:0;mso-height-percent:0;mso-width-percent:0;mso-height-percent:0" from="75.75pt,1.2pt" to="236.25pt,1.2pt">
                   <w10:wrap side="right"/>
                 </v:line>
@@ -330,7 +330,7 @@
           <w:sz w:val="28"/>
           <w:szCs w:val="28"/>
         </w:rPr>
-        <w:pict w14:anchorId="293518B4">
+        <w:pict w14:anchorId="002C7EAF">
           <v:line id="_x0000_s2050" alt="" style="position:absolute;left:0;text-align:left;z-index:3;mso-wrap-edited:f;mso-width-percent:0;mso-height-percent:0;mso-width-percent:0;mso-height-percent:0" from="202.95pt,3.45pt" to="265.95pt,3.45pt">
             <w10:wrap side="right"/>
           </v:line>
@@ -449,14 +449,14 @@
         <w:widowControl w:val="0"/>
         <w:spacing w:line="390" w:lineRule="exact"/>
         <w:ind w:firstLine="454"/>
-        <w:jc w:val="both"/>
         <w:rPr>
+          <w:rStyle w:val="CharChar2"/>
           <w:rFonts w:ascii="Times New Roman" w:hAnsi="Times New Roman"/>
           <w:b w:val="0"/>
           <w:color w:val="000000"/>
           <w:sz w:val="28"/>
           <w:szCs w:val="28"/>
-          <w:lang w:val="vi-VN"/>
+          <w:lang w:val="vi-VN" w:eastAsia="vi-VN"/>
         </w:rPr>
       </w:pPr>
       <w:r>
@@ -493,7 +493,34 @@
           <w:szCs w:val="28"/>
           <w:lang w:val="vi-VN" w:eastAsia="vi-VN"/>
         </w:rPr>
-        <w:t xml:space="preserve"> {{THANH_PHAN_THAM_DU}}</w:t>
+        <w:t xml:space="preserve"> </w:t>
+      </w:r>
+    </w:p>
+    <w:p>
+      <w:pPr>
+        <w:pStyle w:val="BodyText"/>
+        <w:widowControl w:val="0"/>
+        <w:spacing w:line="390" w:lineRule="exact"/>
+        <w:rPr>
+          <w:rFonts w:ascii="Times New Roman" w:hAnsi="Times New Roman"/>
+          <w:b w:val="0"/>
+          <w:color w:val="000000"/>
+          <w:sz w:val="28"/>
+          <w:szCs w:val="28"/>
+          <w:lang w:val="vi-VN" w:eastAsia="vi-VN"/>
+        </w:rPr>
+      </w:pPr>
+      <w:r>
+        <w:rPr>
+          <w:rStyle w:val="CharChar2"/>
+          <w:rFonts w:ascii="Times New Roman" w:hAnsi="Times New Roman"/>
+          <w:b w:val="0"/>
+          <w:color w:val="000000"/>
+          <w:sz w:val="28"/>
+          <w:szCs w:val="28"/>
+          <w:lang w:val="vi-VN" w:eastAsia="vi-VN"/>
+        </w:rPr>
+        <w:t>{{THANH_PHAN_THAM_DU}}</w:t>
       </w:r>
     </w:p>
     <w:p>
@@ -607,7 +634,6 @@
         <w:widowControl w:val="0"/>
         <w:spacing w:line="390" w:lineRule="exact"/>
         <w:ind w:firstLine="454"/>
-        <w:jc w:val="both"/>
         <w:rPr>
           <w:rStyle w:val="CharChar2"/>
           <w:rFonts w:ascii="Times New Roman" w:hAnsi="Times New Roman"/>
@@ -615,7 +641,7 @@
           <w:color w:val="000000"/>
           <w:sz w:val="28"/>
           <w:szCs w:val="28"/>
-          <w:lang w:eastAsia="vi-VN"/>
+          <w:lang w:val="vi-VN" w:eastAsia="vi-VN"/>
         </w:rPr>
       </w:pPr>
       <w:r>
@@ -648,15 +674,13 @@
         <w:pStyle w:val="BodyText"/>
         <w:widowControl w:val="0"/>
         <w:spacing w:line="390" w:lineRule="exact"/>
-        <w:ind w:firstLine="42"/>
-        <w:jc w:val="both"/>
         <w:rPr>
           <w:rFonts w:ascii="Times New Roman" w:hAnsi="Times New Roman"/>
           <w:b w:val="0"/>
           <w:color w:val="000000"/>
           <w:sz w:val="28"/>
           <w:szCs w:val="28"/>
-          <w:lang w:val="vi-VN"/>
+          <w:lang w:val="vi-VN" w:eastAsia="vi-VN"/>
         </w:rPr>
       </w:pPr>
       <w:r>
@@ -712,102 +736,6 @@
           <w:lang w:val="vi-VN" w:eastAsia="vi-VN"/>
         </w:rPr>
         <w:t xml:space="preserve"> {{THOI_GIAN_KET_THUC}}</w:t>
-      </w:r>
-      <w:r>
-        <w:rPr>
-          <w:rStyle w:val="CharChar2"/>
-          <w:rFonts w:ascii="Times New Roman" w:hAnsi="Times New Roman"/>
-          <w:b w:val="0"/>
-          <w:color w:val="000000"/>
-          <w:sz w:val="28"/>
-          <w:szCs w:val="28"/>
-          <w:lang w:eastAsia="vi-VN"/>
-        </w:rPr>
-        <w:t>, ngày</w:t>
-      </w:r>
-      <w:r>
-        <w:rPr>
-          <w:rStyle w:val="CharChar2"/>
-          <w:rFonts w:ascii="Times New Roman" w:hAnsi="Times New Roman"/>
-          <w:b w:val="0"/>
-          <w:color w:val="000000"/>
-          <w:sz w:val="28"/>
-          <w:szCs w:val="28"/>
-          <w:lang w:eastAsia="vi-VN"/>
-        </w:rPr>
-        <w:t>.</w:t>
-      </w:r>
-      <w:r>
-        <w:rPr>
-          <w:rStyle w:val="CharChar2"/>
-          <w:rFonts w:ascii="Times New Roman" w:hAnsi="Times New Roman"/>
-          <w:b w:val="0"/>
-          <w:color w:val="000000"/>
-          <w:sz w:val="28"/>
-          <w:szCs w:val="28"/>
-          <w:lang w:eastAsia="vi-VN"/>
-        </w:rPr>
-        <w:t>... tháng</w:t>
-      </w:r>
-      <w:r>
-        <w:rPr>
-          <w:rStyle w:val="CharChar2"/>
-          <w:rFonts w:ascii="Times New Roman" w:hAnsi="Times New Roman"/>
-          <w:b w:val="0"/>
-          <w:color w:val="000000"/>
-          <w:sz w:val="28"/>
-          <w:szCs w:val="28"/>
-          <w:lang w:eastAsia="vi-VN"/>
-        </w:rPr>
-        <w:t>.</w:t>
-      </w:r>
-      <w:r>
-        <w:rPr>
-          <w:rStyle w:val="CharChar2"/>
-          <w:rFonts w:ascii="Times New Roman" w:hAnsi="Times New Roman"/>
-          <w:b w:val="0"/>
-          <w:color w:val="000000"/>
-          <w:sz w:val="28"/>
-          <w:szCs w:val="28"/>
-          <w:lang w:eastAsia="vi-VN"/>
-        </w:rPr>
-        <w:t>... năm</w:t>
-      </w:r>
-      <w:r>
-        <w:rPr>
-          <w:rStyle w:val="CharChar2"/>
-          <w:rFonts w:ascii="Times New Roman" w:hAnsi="Times New Roman"/>
-          <w:b w:val="0"/>
-          <w:color w:val="000000"/>
-          <w:sz w:val="28"/>
-          <w:szCs w:val="28"/>
-          <w:lang w:eastAsia="vi-VN"/>
-        </w:rPr>
-        <w:t>.</w:t>
-      </w:r>
-      <w:r>
-        <w:rPr>
-          <w:rStyle w:val="CharChar2"/>
-          <w:rFonts w:ascii="Times New Roman" w:hAnsi="Times New Roman"/>
-          <w:b w:val="0"/>
-          <w:color w:val="000000"/>
-          <w:sz w:val="28"/>
-          <w:szCs w:val="28"/>
-          <w:lang w:eastAsia="vi-VN"/>
-        </w:rPr>
-        <w:t>...</w:t>
-      </w:r>
-      <w:r>
-        <w:rPr>
-          <w:rStyle w:val="CharChar2"/>
-          <w:rFonts w:ascii="Times New Roman" w:hAnsi="Times New Roman"/>
-          <w:b w:val="0"/>
-          <w:color w:val="000000"/>
-          <w:sz w:val="28"/>
-          <w:szCs w:val="28"/>
-          <w:lang w:val="vi-VN" w:eastAsia="vi-VN"/>
-        </w:rPr>
-        <w:t>/</w:t>
       </w:r>
       <w:r>
         <w:rPr>
